--- a/S1-CL3-Cloud-Infrastructure-Improvement/assessments/AT3/AT3-Implement-Student.docx
+++ b/S1-CL3-Cloud-Infrastructure-Improvement/assessments/AT3/AT3-Implement-Student.docx
@@ -506,7 +506,7 @@
               <w:pStyle w:val="Assessortext"/>
             </w:pPr>
             <w:r>
-              <w:t>Students are assessed on deploying the approved Ledgerline improvement, demonstrating it against the metrics and business goals they set in AT1, refining it from their own test results, documenting the as-deployed environment and obtaining final sign-off. AT3 is the third and final assessment task in the S1-CL3 Cloud Infrastructure Improvement cluster.</w:t>
+              <w:t>Students are assessed on deploying the approved Enrolline improvement, demonstrating it against the metrics and business goals they set in AT1, refining it from their own test results, documenting the as-deployed environment and obtaining final sign-off. AT3 is the third and final assessment task in the S1-CL3 Cloud Infrastructure Improvement cluster.</w:t>
             </w:r>
           </w:p>
           <w:p>
@@ -625,7 +625,7 @@
               <w:pStyle w:val="Assessortext"/>
             </w:pPr>
             <w:r>
-              <w:t>Lab environment: AWS Academy Learner Lab. The scenario places Ledgerline in Sydney — [scenario: ap-southeast-2 | deploy: us-east-1].</w:t>
+              <w:t>Lab environment: AWS Academy Learner Lab. The scenario places Enrolline in Sydney — [scenario: ap-southeast-2 | deploy: us-east-1].</w:t>
             </w:r>
           </w:p>
           <w:p>
@@ -633,7 +633,7 @@
               <w:pStyle w:val="Assessortext"/>
             </w:pPr>
             <w:r>
-              <w:t>MTS scope: cloud infrastructure only. The Ledgerline application and its financial data are out of scope, and no financial data may be lost.</w:t>
+              <w:t>MTS scope: cloud infrastructure only. The Enrolline application and its financial data are out of scope, and no financial data may be lost.</w:t>
             </w:r>
           </w:p>
         </w:tc>
@@ -1205,7 +1205,7 @@
           </w:tcPr>
           <w:p>
             <w:r>
-              <w:t>I7 Long-term improvement strategy described (task 11) — prioritised, specific to Ledgerline's position after this deployment, each with a benefit</w:t>
+              <w:t>I7 Long-term improvement strategy described (task 11) — prioritised, specific to Enrolline's position after this deployment, each with a benefit</w:t>
             </w:r>
           </w:p>
         </w:tc>
@@ -1325,7 +1325,7 @@
           <w:i w:val="0"/>
           <w:sz w:val="21"/>
         </w:rPr>
-        <w:t>You are an MTS Consultant reporting to Pat Lin (MTS Senior Consultant). Sam Walker (YAT ICT Manager) accepts the completed work. YAT Finance depend on Ledgerline during business hours, so your work happens inside a maintenance window and outside the Restricted Period.</w:t>
+        <w:t>You are an MTS Consultant reporting to Pat Lin (MTS Senior Consultant). Sam Walker (YAT ICT Manager) accepts the completed work. Admissions and student services depend on Enrolline during business hours, so your work happens inside a maintenance window and outside the Restricted Period — the intake enrolment windows, the week either side of a census date, and the January AVETMISS submission window.</w:t>
       </w:r>
     </w:p>
     <w:p>
@@ -1389,7 +1389,7 @@
             <w:color w:val="0563C1"/>
             <w:u w:val="single"/>
           </w:rPr>
-          <w:t>Accounting System Infrastructure Specifications — the baseline you are deploying and improving</w:t>
+          <w:t>Enrolline Infrastructure Specifications — the baseline you are deploying and improving</w:t>
         </w:r>
       </w:hyperlink>
     </w:p>
@@ -1543,7 +1543,7 @@
           <w:color w:val="C5613B"/>
           <w:sz w:val="19"/>
         </w:rPr>
-        <w:t>The scenario places Ledgerline in Sydney — [scenario: ap-southeast-2 | deploy: us-east-1]. Build in us-east-1 in the AWS Academy Learner Lab. Where a task refers to availability zones, read the first two zones of whichever region you are in.</w:t>
+        <w:t>The scenario places Enrolline in Sydney — [scenario: ap-southeast-2 | deploy: us-east-1]. Build in us-east-1 in the AWS Academy Learner Lab. Where a task refers to availability zones, read the first two zones of whichever region you are in.</w:t>
       </w:r>
     </w:p>
     <w:p>
@@ -1588,7 +1588,7 @@
           <w:i w:val="0"/>
           <w:sz w:val="21"/>
         </w:rPr>
-        <w:t>Deploy the assessor-provided baseline template. This builds the current single-AZ Ledgerline environment — the state your AT1 analysis was written against. Confirm it came up before you change anything, because everything after this is measured against it.</w:t>
+        <w:t>Deploy the assessor-provided baseline template. This builds the current single-AZ Enrolline environment — the state your AT1 analysis was written against. Confirm it came up before you change anything, because everything after this is measured against it.</w:t>
       </w:r>
     </w:p>
     <w:tbl>
@@ -4890,7 +4890,7 @@
           <w:i w:val="0"/>
           <w:sz w:val="21"/>
         </w:rPr>
-        <w:t>Demonstrate that the environment scales. Ledgerline's real scaling event is month-end close, so make the tier scale — generate load, or change the desired capacity — and record what happened and how long it took.</w:t>
+        <w:t>Demonstrate that the environment scales. Enrolline's real scaling event is the intake enrolment window, so make the tier scale — generate load, or change the desired capacity — and record what happened and how long it took.</w:t>
       </w:r>
     </w:p>
     <w:tbl>
@@ -5231,7 +5231,7 @@
               <w:rPr>
                 <w:sz w:val="18"/>
               </w:rPr>
-              <w:t>Behaviour against the month-end profile</w:t>
+              <w:t>Behaviour against the intake profile</w:t>
             </w:r>
           </w:p>
         </w:tc>
@@ -5424,7 +5424,7 @@
             <w:color w:val="0563C1"/>
             <w:u w:val="single"/>
           </w:rPr>
-          <w:t>Accounting System Operational Costing — the cost basis you compared against in AT1</w:t>
+          <w:t>Enrolline Operational Costing — the cost basis you compared against in AT1</w:t>
         </w:r>
       </w:hyperlink>
     </w:p>
